--- a/CoBan/BaiTap.docx
+++ b/CoBan/BaiTap.docx
@@ -7,11 +7,11 @@
         <w:pStyle w:val="ListParagraph"/>
         <w:numPr>
           <w:ilvl w:val="0"/>
-          <w:numId w:val="1"/>
-        </w:numPr>
-      </w:pPr>
-      <w:r>
-        <w:t>Xem code ở thư mục code. Đây là project đã tích hợp Spring data JPA để tương tác với cơ sở dữ liệu. Yêu cầu:</w:t>
+          <w:numId w:val="2"/>
+        </w:numPr>
+      </w:pPr>
+      <w:r>
+        <w:t>Kiến thức tìm hiểu</w:t>
       </w:r>
     </w:p>
     <w:p>
@@ -19,11 +19,14 @@
         <w:pStyle w:val="ListParagraph"/>
         <w:numPr>
           <w:ilvl w:val="1"/>
-          <w:numId w:val="1"/>
-        </w:numPr>
-      </w:pPr>
-      <w:r>
-        <w:t>Tìm hiểu về Spring data JPA, Hibernate ORM. -&gt; Yêu cầu trình bày ra 1 file word.</w:t>
+          <w:numId w:val="2"/>
+        </w:numPr>
+      </w:pPr>
+      <w:r>
+        <w:t>Tìm hiểu trước về Spring Secur</w:t>
+      </w:r>
+      <w:r>
+        <w:t>ity</w:t>
       </w:r>
     </w:p>
     <w:p>
@@ -31,11 +34,20 @@
         <w:pStyle w:val="ListParagraph"/>
         <w:numPr>
           <w:ilvl w:val="1"/>
-          <w:numId w:val="1"/>
-        </w:numPr>
-      </w:pPr>
-      <w:r>
-        <w:t>Tự tạo cho mình bảng hoten_customer_type, hoten_customer. Sử dụng Spring data JPA / Hibernate ORM đã tìm hiểu ở trên viết các API CRUD. Với lần lượt @GetMapping để lấy thông tin. @PostMapping để tạo mới, @PutMapping để cập nhật thông tin, @DeleteMapping để xóa thông tin.</w:t>
+          <w:numId w:val="2"/>
+        </w:numPr>
+      </w:pPr>
+      <w:r>
+        <w:t>Tìm hiểu cơ chế xử lý bản ghi trên nhiều node khác nhau -&gt; đưa ra giải pháp. Trình bày ra file txt hoặc word</w:t>
+      </w:r>
+    </w:p>
+    <w:p>
+      <w:pPr>
+        <w:pStyle w:val="ListParagraph"/>
+        <w:ind w:left="1440"/>
+      </w:pPr>
+      <w:r>
+        <w:t>Ví dụ: Ứng dụng có chức năng đọc các bản ghi có trạng thái chờ hạch toán để thực hiện chuyển tiền. Các bản ghi này trong database. Cứ 1s ứng dụng sẽ quét các bản ghi này để thực hiện hạch toán. Ứng dụng được triển khai trên n server (n &gt; 1) -&gt; Phải làm như nào để cùng 1 bản ghi n server sẽ chỉ xử lý bản ghi đó duy nhất 1 lần trên 1 server.</w:t>
       </w:r>
     </w:p>
     <w:p>
@@ -43,19 +55,11 @@
         <w:pStyle w:val="ListParagraph"/>
         <w:numPr>
           <w:ilvl w:val="1"/>
-          <w:numId w:val="1"/>
-        </w:numPr>
-      </w:pPr>
-      <w:r>
-        <w:t>Tìm hiểu và sử dụng các annotation trong JPA/Hibernate: Ví dụ @ManyToOne, @OneToMany, @ManyToMany, @</w:t>
-      </w:r>
-      <w:proofErr w:type="gramStart"/>
-      <w:r>
-        <w:t>JoinColumn,…</w:t>
-      </w:r>
-      <w:proofErr w:type="gramEnd"/>
-      <w:r>
-        <w:t>. Sau đó thực hiện bổ sung thêm vào mục b quan hệ giữa customer và customer_type cho hợp lý. Chỉnh sửa các API CRUD với rằng buộc khóa ngoại.</w:t>
+          <w:numId w:val="2"/>
+        </w:numPr>
+      </w:pPr>
+      <w:r>
+        <w:t>Cơ chế sử dụng message queue để xây dựng ứng dụng chịu tải cao.</w:t>
       </w:r>
     </w:p>
     <w:p>
@@ -63,32 +67,159 @@
         <w:pStyle w:val="ListParagraph"/>
         <w:numPr>
           <w:ilvl w:val="1"/>
-          <w:numId w:val="1"/>
-        </w:numPr>
-      </w:pPr>
-      <w:r>
-        <w:t xml:space="preserve">Tìm hiểu thêm về các annotation @Id, </w:t>
-      </w:r>
-      <w:r>
-        <w:t>@GeneratedValue</w:t>
-      </w:r>
-      <w:r>
-        <w:t xml:space="preserve">, </w:t>
-      </w:r>
-      <w:r>
-        <w:t>@Transient</w:t>
-      </w:r>
-      <w:r>
-        <w:t xml:space="preserve">, @Lob, @Query, @Modifying, @Lock, @EntityGraph, </w:t>
-      </w:r>
-      <w:r>
-        <w:t>@Embedded và @Embeddable</w:t>
-      </w:r>
-      <w:r>
-        <w:t>. Demo ví dụ vào project</w:t>
-      </w:r>
-      <w:r>
-        <w:t>sss</w:t>
+          <w:numId w:val="2"/>
+        </w:numPr>
+      </w:pPr>
+      <w:r>
+        <w:t>Tìm hiểu về apache kafka</w:t>
+      </w:r>
+    </w:p>
+    <w:p>
+      <w:pPr>
+        <w:pStyle w:val="ListParagraph"/>
+        <w:numPr>
+          <w:ilvl w:val="0"/>
+          <w:numId w:val="2"/>
+        </w:numPr>
+      </w:pPr>
+      <w:r>
+        <w:t>Bài tập</w:t>
+      </w:r>
+    </w:p>
+    <w:p>
+      <w:pPr>
+        <w:pStyle w:val="ListParagraph"/>
+        <w:numPr>
+          <w:ilvl w:val="1"/>
+          <w:numId w:val="2"/>
+        </w:numPr>
+      </w:pPr>
+      <w:r>
+        <w:t>Xây dựng các API CRUD trên 2 bảng customer, customer_type như tuần trước. Sử dụng Spring data JPA. (thêm mới, sửa, xóa customer, customer_type)</w:t>
+      </w:r>
+    </w:p>
+    <w:p>
+      <w:pPr>
+        <w:pStyle w:val="ListParagraph"/>
+        <w:numPr>
+          <w:ilvl w:val="1"/>
+          <w:numId w:val="2"/>
+        </w:numPr>
+      </w:pPr>
+      <w:r>
+        <w:t xml:space="preserve">Sử dụng Query Method thực hiện các chức năng tìm kiếm </w:t>
+      </w:r>
+      <w:r>
+        <w:rPr>
+          <w:b/>
+          <w:bCs/>
+        </w:rPr>
+        <w:t>tương đối</w:t>
+      </w:r>
+      <w:r>
+        <w:t xml:space="preserve"> customer theo tên, theo email (Tương đối tức là chỉ cần có chứa ký tự cần tìm). Tìm tất cả customer theo customer_type cụ thể.</w:t>
+      </w:r>
+    </w:p>
+    <w:p>
+      <w:pPr>
+        <w:pStyle w:val="ListParagraph"/>
+        <w:numPr>
+          <w:ilvl w:val="1"/>
+          <w:numId w:val="2"/>
+        </w:numPr>
+      </w:pPr>
+      <w:r>
+        <w:t>Sử dụng Native Query viết API lấy danh sách customer có email kết thức = 1 chuỗi được truyền vào (VD @gmail.com, @seabank.com.vn), đếm số lượng customer theo customer_type được truyền vào API.</w:t>
+      </w:r>
+    </w:p>
+    <w:p>
+      <w:pPr>
+        <w:pStyle w:val="ListParagraph"/>
+        <w:numPr>
+          <w:ilvl w:val="1"/>
+          <w:numId w:val="2"/>
+        </w:numPr>
+      </w:pPr>
+      <w:r>
+        <w:t>Bổ sung thêm tính năng phân trang với pagination và s</w:t>
+      </w:r>
+      <w:r>
+        <w:t>ắp xếp với Sorting với các API tìm kiểm ở trên. ApI có dạng http:xxxxxxx?page=a&amp;pageSize=b&amp;sort=ASC/DESC.</w:t>
+      </w:r>
+    </w:p>
+    <w:p>
+      <w:pPr>
+        <w:pStyle w:val="ListParagraph"/>
+        <w:numPr>
+          <w:ilvl w:val="1"/>
+          <w:numId w:val="2"/>
+        </w:numPr>
+      </w:pPr>
+      <w:r>
+        <w:t>Tích hợp caching với redis để tối ưu hóa việc truy vấn csdl</w:t>
+      </w:r>
+    </w:p>
+    <w:p>
+      <w:pPr>
+        <w:pStyle w:val="ListParagraph"/>
+        <w:ind w:left="1440"/>
+      </w:pPr>
+      <w:r>
+        <w:t xml:space="preserve">Gợi ý: Dùng </w:t>
+      </w:r>
+      <w:r>
+        <w:t xml:space="preserve">@Cacheable trên một phương thức truy vấn danh sách </w:t>
+      </w:r>
+      <w:r>
+        <w:t>customer.</w:t>
+      </w:r>
+    </w:p>
+    <w:p>
+      <w:r>
+        <w:tab/>
+        <w:t xml:space="preserve">Nâng cao: </w:t>
+      </w:r>
+    </w:p>
+    <w:p>
+      <w:pPr>
+        <w:pStyle w:val="ListParagraph"/>
+        <w:numPr>
+          <w:ilvl w:val="0"/>
+          <w:numId w:val="3"/>
+        </w:numPr>
+      </w:pPr>
+      <w:r>
+        <w:t>Dùng redis để cache truy vấn danh sách customer, cache thông tin của một customer cụ thể. Invalid cache</w:t>
+      </w:r>
+      <w:r>
+        <w:t xml:space="preserve"> và làm mới dữ liệu</w:t>
+      </w:r>
+      <w:r>
+        <w:t xml:space="preserve"> khi có thao tác thêm, cập nhật, xóa customer.</w:t>
+      </w:r>
+    </w:p>
+    <w:p>
+      <w:pPr>
+        <w:pStyle w:val="ListParagraph"/>
+        <w:numPr>
+          <w:ilvl w:val="0"/>
+          <w:numId w:val="3"/>
+        </w:numPr>
+      </w:pPr>
+      <w:r>
+        <w:t>Đặt thời gian sống (TTL – time to live) cho các entry trong redis cache</w:t>
+      </w:r>
+    </w:p>
+    <w:p>
+      <w:pPr>
+        <w:pStyle w:val="ListParagraph"/>
+        <w:numPr>
+          <w:ilvl w:val="0"/>
+          <w:numId w:val="3"/>
+        </w:numPr>
+      </w:pPr>
+      <w:r>
+        <w:t>Kết hợp redis pub/sub để thông báo khi cache bị xóa</w:t>
       </w:r>
     </w:p>
     <w:sectPr>
@@ -104,6 +235,208 @@
 <file path=word/numbering.xml><?xml version="1.0" encoding="utf-8"?>
 <w:numbering xmlns:wpc="http://schemas.microsoft.com/office/word/2010/wordprocessingCanvas" xmlns:cx="http://schemas.microsoft.com/office/drawing/2014/chartex" xmlns:cx1="http://schemas.microsoft.com/office/drawing/2015/9/8/chartex" xmlns:cx2="http://schemas.microsoft.com/office/drawing/2015/10/21/chartex" xmlns:cx3="http://schemas.microsoft.com/office/drawing/2016/5/9/chartex" xmlns:cx4="http://schemas.microsoft.com/office/drawing/2016/5/10/chartex" xmlns:cx5="http://schemas.microsoft.com/office/drawing/2016/5/11/chartex" xmlns:cx6="http://schemas.microsoft.com/office/drawing/2016/5/12/chartex" xmlns:cx7="http://schemas.microsoft.com/office/drawing/2016/5/13/chartex" xmlns:cx8="http://schemas.microsoft.com/office/drawing/2016/5/14/chartex" xmlns:mc="http://schemas.openxmlformats.org/markup-compatibility/2006" xmlns:aink="http://schemas.microsoft.com/office/drawing/2016/ink" xmlns:am3d="http://schemas.microsoft.com/office/drawing/2017/model3d" xmlns:o="urn:schemas-microsoft-com:office:office" xmlns:oel="http://schemas.microsoft.com/office/2019/extlst" xmlns:r="http://schemas.openxmlformats.org/officeDocument/2006/relationships" xmlns:m="http://schemas.openxmlformats.org/officeDocument/2006/math" xmlns:v="urn:schemas-microsoft-com:vml" xmlns:wp14="http://schemas.microsoft.com/office/word/2010/wordprocessingDrawing" xmlns:wp="http://schemas.openxmlformats.org/drawingml/2006/wordprocessingDrawing" xmlns:w10="urn:schemas-microsoft-com:office:word" xmlns:w="http://schemas.openxmlformats.org/wordprocessingml/2006/main" xmlns:w14="http://schemas.microsoft.com/office/word/2010/wordml" xmlns:w15="http://schemas.microsoft.com/office/word/2012/wordml" xmlns:w16cex="http://schemas.microsoft.com/office/word/2018/wordml/cex" xmlns:w16cid="http://schemas.microsoft.com/office/word/2016/wordml/cid" xmlns:w16="http://schemas.microsoft.com/office/word/2018/wordml" xmlns:w16du="http://schemas.microsoft.com/office/word/2023/wordml/word16du" xmlns:w16sdtdh="http://schemas.microsoft.com/office/word/2020/wordml/sdtdatahash" xmlns:w16se="http://schemas.microsoft.com/office/word/2015/wordml/symex" xmlns:wpg="http://schemas.microsoft.com/office/word/2010/wordprocessingGroup" xmlns:wpi="http://schemas.microsoft.com/office/word/2010/wordprocessingInk" xmlns:wne="http://schemas.microsoft.com/office/word/2006/wordml" xmlns:wps="http://schemas.microsoft.com/office/word/2010/wordprocessingShape" mc:Ignorable="w14 w15 w16se w16cid w16 w16cex w16sdtdh w16du wp14">
   <w:abstractNum w:abstractNumId="0" w15:restartNumberingAfterBreak="0">
+    <w:nsid w:val="4D810627"/>
+    <w:multiLevelType w:val="hybridMultilevel"/>
+    <w:tmpl w:val="D2A4642C"/>
+    <w:lvl w:ilvl="0" w:tplc="852C7408">
+      <w:start w:val="3"/>
+      <w:numFmt w:val="bullet"/>
+      <w:lvlText w:val="-"/>
+      <w:lvlJc w:val="left"/>
+      <w:pPr>
+        <w:ind w:left="720" w:hanging="360"/>
+      </w:pPr>
+      <w:rPr>
+        <w:rFonts w:ascii="Calibri" w:eastAsiaTheme="minorHAnsi" w:hAnsi="Calibri" w:cs="Calibri" w:hint="default"/>
+      </w:rPr>
+    </w:lvl>
+    <w:lvl w:ilvl="1" w:tplc="04090003" w:tentative="1">
+      <w:start w:val="1"/>
+      <w:numFmt w:val="bullet"/>
+      <w:lvlText w:val="o"/>
+      <w:lvlJc w:val="left"/>
+      <w:pPr>
+        <w:ind w:left="1440" w:hanging="360"/>
+      </w:pPr>
+      <w:rPr>
+        <w:rFonts w:ascii="Courier New" w:hAnsi="Courier New" w:cs="Courier New" w:hint="default"/>
+      </w:rPr>
+    </w:lvl>
+    <w:lvl w:ilvl="2" w:tplc="04090005" w:tentative="1">
+      <w:start w:val="1"/>
+      <w:numFmt w:val="bullet"/>
+      <w:lvlText w:val=""/>
+      <w:lvlJc w:val="left"/>
+      <w:pPr>
+        <w:ind w:left="2160" w:hanging="360"/>
+      </w:pPr>
+      <w:rPr>
+        <w:rFonts w:ascii="Wingdings" w:hAnsi="Wingdings" w:hint="default"/>
+      </w:rPr>
+    </w:lvl>
+    <w:lvl w:ilvl="3" w:tplc="04090001" w:tentative="1">
+      <w:start w:val="1"/>
+      <w:numFmt w:val="bullet"/>
+      <w:lvlText w:val=""/>
+      <w:lvlJc w:val="left"/>
+      <w:pPr>
+        <w:ind w:left="2880" w:hanging="360"/>
+      </w:pPr>
+      <w:rPr>
+        <w:rFonts w:ascii="Symbol" w:hAnsi="Symbol" w:hint="default"/>
+      </w:rPr>
+    </w:lvl>
+    <w:lvl w:ilvl="4" w:tplc="04090003" w:tentative="1">
+      <w:start w:val="1"/>
+      <w:numFmt w:val="bullet"/>
+      <w:lvlText w:val="o"/>
+      <w:lvlJc w:val="left"/>
+      <w:pPr>
+        <w:ind w:left="3600" w:hanging="360"/>
+      </w:pPr>
+      <w:rPr>
+        <w:rFonts w:ascii="Courier New" w:hAnsi="Courier New" w:cs="Courier New" w:hint="default"/>
+      </w:rPr>
+    </w:lvl>
+    <w:lvl w:ilvl="5" w:tplc="04090005" w:tentative="1">
+      <w:start w:val="1"/>
+      <w:numFmt w:val="bullet"/>
+      <w:lvlText w:val=""/>
+      <w:lvlJc w:val="left"/>
+      <w:pPr>
+        <w:ind w:left="4320" w:hanging="360"/>
+      </w:pPr>
+      <w:rPr>
+        <w:rFonts w:ascii="Wingdings" w:hAnsi="Wingdings" w:hint="default"/>
+      </w:rPr>
+    </w:lvl>
+    <w:lvl w:ilvl="6" w:tplc="04090001" w:tentative="1">
+      <w:start w:val="1"/>
+      <w:numFmt w:val="bullet"/>
+      <w:lvlText w:val=""/>
+      <w:lvlJc w:val="left"/>
+      <w:pPr>
+        <w:ind w:left="5040" w:hanging="360"/>
+      </w:pPr>
+      <w:rPr>
+        <w:rFonts w:ascii="Symbol" w:hAnsi="Symbol" w:hint="default"/>
+      </w:rPr>
+    </w:lvl>
+    <w:lvl w:ilvl="7" w:tplc="04090003" w:tentative="1">
+      <w:start w:val="1"/>
+      <w:numFmt w:val="bullet"/>
+      <w:lvlText w:val="o"/>
+      <w:lvlJc w:val="left"/>
+      <w:pPr>
+        <w:ind w:left="5760" w:hanging="360"/>
+      </w:pPr>
+      <w:rPr>
+        <w:rFonts w:ascii="Courier New" w:hAnsi="Courier New" w:cs="Courier New" w:hint="default"/>
+      </w:rPr>
+    </w:lvl>
+    <w:lvl w:ilvl="8" w:tplc="04090005" w:tentative="1">
+      <w:start w:val="1"/>
+      <w:numFmt w:val="bullet"/>
+      <w:lvlText w:val=""/>
+      <w:lvlJc w:val="left"/>
+      <w:pPr>
+        <w:ind w:left="6480" w:hanging="360"/>
+      </w:pPr>
+      <w:rPr>
+        <w:rFonts w:ascii="Wingdings" w:hAnsi="Wingdings" w:hint="default"/>
+      </w:rPr>
+    </w:lvl>
+  </w:abstractNum>
+  <w:abstractNum w:abstractNumId="1" w15:restartNumberingAfterBreak="0">
+    <w:nsid w:val="59AF6597"/>
+    <w:multiLevelType w:val="hybridMultilevel"/>
+    <w:tmpl w:val="E25EE056"/>
+    <w:lvl w:ilvl="0" w:tplc="0409000F">
+      <w:start w:val="1"/>
+      <w:numFmt w:val="decimal"/>
+      <w:lvlText w:val="%1."/>
+      <w:lvlJc w:val="left"/>
+      <w:pPr>
+        <w:ind w:left="720" w:hanging="360"/>
+      </w:pPr>
+      <w:rPr>
+        <w:rFonts w:hint="default"/>
+      </w:rPr>
+    </w:lvl>
+    <w:lvl w:ilvl="1" w:tplc="04090019">
+      <w:start w:val="1"/>
+      <w:numFmt w:val="lowerLetter"/>
+      <w:lvlText w:val="%2."/>
+      <w:lvlJc w:val="left"/>
+      <w:pPr>
+        <w:ind w:left="1440" w:hanging="360"/>
+      </w:pPr>
+    </w:lvl>
+    <w:lvl w:ilvl="2" w:tplc="0409001B" w:tentative="1">
+      <w:start w:val="1"/>
+      <w:numFmt w:val="lowerRoman"/>
+      <w:lvlText w:val="%3."/>
+      <w:lvlJc w:val="right"/>
+      <w:pPr>
+        <w:ind w:left="2160" w:hanging="180"/>
+      </w:pPr>
+    </w:lvl>
+    <w:lvl w:ilvl="3" w:tplc="0409000F" w:tentative="1">
+      <w:start w:val="1"/>
+      <w:numFmt w:val="decimal"/>
+      <w:lvlText w:val="%4."/>
+      <w:lvlJc w:val="left"/>
+      <w:pPr>
+        <w:ind w:left="2880" w:hanging="360"/>
+      </w:pPr>
+    </w:lvl>
+    <w:lvl w:ilvl="4" w:tplc="04090019" w:tentative="1">
+      <w:start w:val="1"/>
+      <w:numFmt w:val="lowerLetter"/>
+      <w:lvlText w:val="%5."/>
+      <w:lvlJc w:val="left"/>
+      <w:pPr>
+        <w:ind w:left="3600" w:hanging="360"/>
+      </w:pPr>
+    </w:lvl>
+    <w:lvl w:ilvl="5" w:tplc="0409001B" w:tentative="1">
+      <w:start w:val="1"/>
+      <w:numFmt w:val="lowerRoman"/>
+      <w:lvlText w:val="%6."/>
+      <w:lvlJc w:val="right"/>
+      <w:pPr>
+        <w:ind w:left="4320" w:hanging="180"/>
+      </w:pPr>
+    </w:lvl>
+    <w:lvl w:ilvl="6" w:tplc="0409000F" w:tentative="1">
+      <w:start w:val="1"/>
+      <w:numFmt w:val="decimal"/>
+      <w:lvlText w:val="%7."/>
+      <w:lvlJc w:val="left"/>
+      <w:pPr>
+        <w:ind w:left="5040" w:hanging="360"/>
+      </w:pPr>
+    </w:lvl>
+    <w:lvl w:ilvl="7" w:tplc="04090019" w:tentative="1">
+      <w:start w:val="1"/>
+      <w:numFmt w:val="lowerLetter"/>
+      <w:lvlText w:val="%8."/>
+      <w:lvlJc w:val="left"/>
+      <w:pPr>
+        <w:ind w:left="5760" w:hanging="360"/>
+      </w:pPr>
+    </w:lvl>
+    <w:lvl w:ilvl="8" w:tplc="0409001B" w:tentative="1">
+      <w:start w:val="1"/>
+      <w:numFmt w:val="lowerRoman"/>
+      <w:lvlText w:val="%9."/>
+      <w:lvlJc w:val="right"/>
+      <w:pPr>
+        <w:ind w:left="6480" w:hanging="180"/>
+      </w:pPr>
+    </w:lvl>
+  </w:abstractNum>
+  <w:abstractNum w:abstractNumId="2" w15:restartNumberingAfterBreak="0">
     <w:nsid w:val="6E0508BF"/>
     <w:multiLevelType w:val="hybridMultilevel"/>
     <w:tmpl w:val="53F8DBA0"/>
@@ -193,6 +526,12 @@
     </w:lvl>
   </w:abstractNum>
   <w:num w:numId="1" w16cid:durableId="1400396840">
+    <w:abstractNumId w:val="2"/>
+  </w:num>
+  <w:num w:numId="2" w16cid:durableId="1912765404">
+    <w:abstractNumId w:val="1"/>
+  </w:num>
+  <w:num w:numId="3" w16cid:durableId="185288476">
     <w:abstractNumId w:val="0"/>
   </w:num>
 </w:numbering>
